--- a/examples/E2/ejemplo-biblioya-e2-memoria.docx
+++ b/examples/E2/ejemplo-biblioya-e2-memoria.docx
@@ -16,7 +16,7 @@
           <w:i/>
           <w:iCs/>
         </w:rPr>
-        <w:t xml:space="preserve">Exportado con se-ramify el 20/10/2026.</w:t>
+        <w:t xml:space="preserve">Exportado con se-ramify el 23/10/2026.</w:t>
       </w:r>
     </w:p>
     <w:p>
